--- a/Tuan_02/DataCard_v0.1.docx
+++ b/Tuan_02/DataCard_v0.1.docx
@@ -40,7 +40,7 @@
       <w:r>
         <w:rPr>
           <w:rFonts w:ascii="Consolas" w:hAnsi="Consolas"/>
-          <w:color w:val="8B1A1A"/>
+          <w:color w:val="000000"/>
           <w:sz w:val="19"/>
         </w:rPr>
         <w:t>math_record</w:t>
@@ -74,7 +74,7 @@
         <w:tc>
           <w:tcPr>
             <w:tcW w:type="dxa" w:w="1949"/>
-            <w:shd w:val="clear" w:color="auto" w:fill="D9E2F3"/>
+            <w:shd w:val="clear" w:color="auto" w:fill="E7E6E6"/>
           </w:tcPr>
           <w:p>
             <w:r>
@@ -94,7 +94,7 @@
         <w:tc>
           <w:tcPr>
             <w:tcW w:type="dxa" w:w="1949"/>
-            <w:shd w:val="clear" w:color="auto" w:fill="D9E2F3"/>
+            <w:shd w:val="clear" w:color="auto" w:fill="E7E6E6"/>
           </w:tcPr>
           <w:p>
             <w:r>
@@ -114,7 +114,7 @@
         <w:tc>
           <w:tcPr>
             <w:tcW w:type="dxa" w:w="1949"/>
-            <w:shd w:val="clear" w:color="auto" w:fill="D9E2F3"/>
+            <w:shd w:val="clear" w:color="auto" w:fill="E7E6E6"/>
           </w:tcPr>
           <w:p>
             <w:r>
@@ -134,7 +134,7 @@
         <w:tc>
           <w:tcPr>
             <w:tcW w:type="dxa" w:w="1949"/>
-            <w:shd w:val="clear" w:color="auto" w:fill="D9E2F3"/>
+            <w:shd w:val="clear" w:color="auto" w:fill="E7E6E6"/>
           </w:tcPr>
           <w:p>
             <w:r>
@@ -154,7 +154,7 @@
         <w:tc>
           <w:tcPr>
             <w:tcW w:type="dxa" w:w="1949"/>
-            <w:shd w:val="clear" w:color="auto" w:fill="D9E2F3"/>
+            <w:shd w:val="clear" w:color="auto" w:fill="E7E6E6"/>
           </w:tcPr>
           <w:p>
             <w:r>
@@ -472,7 +472,7 @@
       <w:r>
         <w:rPr>
           <w:rFonts w:ascii="Consolas" w:hAnsi="Consolas"/>
-          <w:color w:val="8B1A1A"/>
+          <w:color w:val="000000"/>
           <w:sz w:val="19"/>
         </w:rPr>
         <w:t>scripts/tai_du_lieu.py</w:t>
@@ -500,7 +500,7 @@
       <w:r>
         <w:rPr>
           <w:rFonts w:ascii="Consolas" w:hAnsi="Consolas"/>
-          <w:color w:val="8B1A1A"/>
+          <w:color w:val="000000"/>
           <w:sz w:val="19"/>
         </w:rPr>
         <w:t>manifest/manifest_full.json</w:t>
@@ -519,7 +519,7 @@
       <w:r>
         <w:rPr>
           <w:rFonts w:ascii="Consolas" w:hAnsi="Consolas"/>
-          <w:color w:val="8B1A1A"/>
+          <w:color w:val="000000"/>
           <w:sz w:val="19"/>
         </w:rPr>
         <w:t>downloaded_at</w:t>
@@ -554,7 +554,7 @@
       <w:r>
         <w:rPr>
           <w:rFonts w:ascii="Consolas" w:hAnsi="Consolas"/>
-          <w:color w:val="8B1A1A"/>
+          <w:color w:val="000000"/>
           <w:sz w:val="19"/>
         </w:rPr>
         <w:t>annotated_tactic</w:t>
@@ -565,7 +565,7 @@
       <w:r>
         <w:rPr>
           <w:rFonts w:ascii="Consolas" w:hAnsi="Consolas"/>
-          <w:color w:val="8B1A1A"/>
+          <w:color w:val="000000"/>
           <w:sz w:val="19"/>
         </w:rPr>
         <w:t>{annotated_tactic, premises[]}</w:t>
@@ -584,7 +584,7 @@
       <w:r>
         <w:rPr>
           <w:rFonts w:ascii="Consolas" w:hAnsi="Consolas"/>
-          <w:color w:val="8B1A1A"/>
+          <w:color w:val="000000"/>
           <w:sz w:val="19"/>
         </w:rPr>
         <w:t>extra_json</w:t>
@@ -595,7 +595,7 @@
       <w:r>
         <w:rPr>
           <w:rFonts w:ascii="Consolas" w:hAnsi="Consolas"/>
-          <w:color w:val="8B1A1A"/>
+          <w:color w:val="000000"/>
           <w:sz w:val="19"/>
         </w:rPr>
         <w:t>messages</w:t>
@@ -606,7 +606,7 @@
       <w:r>
         <w:rPr>
           <w:rFonts w:ascii="Consolas" w:hAnsi="Consolas"/>
-          <w:color w:val="8B1A1A"/>
+          <w:color w:val="000000"/>
           <w:sz w:val="19"/>
         </w:rPr>
         <w:t>url, commit, start, end, split_novel_premises</w:t>
@@ -641,7 +641,7 @@
       <w:r>
         <w:rPr>
           <w:rFonts w:ascii="Consolas" w:hAnsi="Consolas"/>
-          <w:color w:val="8B1A1A"/>
+          <w:color w:val="000000"/>
           <w:sz w:val="19"/>
         </w:rPr>
         <w:t>record_id</w:t>
@@ -660,7 +660,7 @@
       <w:r>
         <w:rPr>
           <w:rFonts w:ascii="Consolas" w:hAnsi="Consolas"/>
-          <w:color w:val="8B1A1A"/>
+          <w:color w:val="000000"/>
           <w:sz w:val="19"/>
         </w:rPr>
         <w:t>W05_UNBALANCED_DOLLAR</w:t>
@@ -671,7 +671,7 @@
       <w:r>
         <w:rPr>
           <w:rFonts w:ascii="Consolas" w:hAnsi="Consolas"/>
-          <w:color w:val="8B1A1A"/>
+          <w:color w:val="000000"/>
           <w:sz w:val="19"/>
         </w:rPr>
         <w:t>W04_CONTROL_CHAR</w:t>
@@ -703,7 +703,7 @@
         <w:tc>
           <w:tcPr>
             <w:tcW w:type="dxa" w:w="3249"/>
-            <w:shd w:val="clear" w:color="auto" w:fill="D9E2F3"/>
+            <w:shd w:val="clear" w:color="auto" w:fill="E7E6E6"/>
           </w:tcPr>
           <w:p>
             <w:r>
@@ -723,7 +723,7 @@
         <w:tc>
           <w:tcPr>
             <w:tcW w:type="dxa" w:w="3249"/>
-            <w:shd w:val="clear" w:color="auto" w:fill="D9E2F3"/>
+            <w:shd w:val="clear" w:color="auto" w:fill="E7E6E6"/>
           </w:tcPr>
           <w:p>
             <w:r>
@@ -743,7 +743,7 @@
         <w:tc>
           <w:tcPr>
             <w:tcW w:type="dxa" w:w="3249"/>
-            <w:shd w:val="clear" w:color="auto" w:fill="D9E2F3"/>
+            <w:shd w:val="clear" w:color="auto" w:fill="E7E6E6"/>
           </w:tcPr>
           <w:p>
             <w:r>
@@ -921,7 +921,7 @@
       <w:r>
         <w:rPr>
           <w:rFonts w:ascii="Consolas" w:hAnsi="Consolas"/>
-          <w:color w:val="8B1A1A"/>
+          <w:color w:val="000000"/>
           <w:sz w:val="19"/>
         </w:rPr>
         <w:t>shard:row</w:t>
@@ -932,7 +932,7 @@
       <w:r>
         <w:rPr>
           <w:rFonts w:ascii="Consolas" w:hAnsi="Consolas"/>
-          <w:color w:val="8B1A1A"/>
+          <w:color w:val="000000"/>
           <w:sz w:val="19"/>
         </w:rPr>
         <w:t>content_sha256</w:t>
@@ -959,7 +959,7 @@
       <w:r>
         <w:rPr>
           <w:rFonts w:ascii="Consolas" w:hAnsi="Consolas"/>
-          <w:color w:val="8B1A1A"/>
+          <w:color w:val="000000"/>
           <w:sz w:val="19"/>
         </w:rPr>
         <w:t>tactics</w:t>
@@ -970,7 +970,7 @@
       <w:r>
         <w:rPr>
           <w:rFonts w:ascii="Consolas" w:hAnsi="Consolas"/>
-          <w:color w:val="8B1A1A"/>
+          <w:color w:val="000000"/>
           <w:sz w:val="19"/>
         </w:rPr>
         <w:t>formal_proof</w:t>
@@ -986,7 +986,7 @@
       <w:r>
         <w:rPr>
           <w:rFonts w:ascii="Consolas" w:hAnsi="Consolas"/>
-          <w:color w:val="8B1A1A"/>
+          <w:color w:val="000000"/>
           <w:sz w:val="19"/>
         </w:rPr>
         <w:t>formal_statement</w:t>
@@ -997,7 +997,7 @@
       <w:r>
         <w:rPr>
           <w:rFonts w:ascii="Consolas" w:hAnsi="Consolas"/>
-          <w:color w:val="8B1A1A"/>
+          <w:color w:val="000000"/>
           <w:sz w:val="19"/>
         </w:rPr>
         <w:t>:=</w:t>
@@ -1008,7 +1008,7 @@
       <w:r>
         <w:rPr>
           <w:rFonts w:ascii="Consolas" w:hAnsi="Consolas"/>
-          <w:color w:val="8B1A1A"/>
+          <w:color w:val="000000"/>
           <w:sz w:val="19"/>
         </w:rPr>
         <w:t>:=</w:t>
@@ -1027,7 +1027,7 @@
       <w:r>
         <w:rPr>
           <w:rFonts w:ascii="Consolas" w:hAnsi="Consolas"/>
-          <w:color w:val="8B1A1A"/>
+          <w:color w:val="000000"/>
           <w:sz w:val="19"/>
         </w:rPr>
         <w:t>W05_UNBALANCED_DOLLAR</w:t>
@@ -1038,7 +1038,7 @@
       <w:r>
         <w:rPr>
           <w:rFonts w:ascii="Consolas" w:hAnsi="Consolas"/>
-          <w:color w:val="8B1A1A"/>
+          <w:color w:val="000000"/>
           <w:sz w:val="19"/>
         </w:rPr>
         <w:t>$5</w:t>
@@ -1438,6 +1438,7 @@
     <w:rsid w:val="00FC693F"/>
     <w:rPr>
       <w:rFonts w:ascii="Times New Roman" w:hAnsi="Times New Roman" w:eastAsia="Times New Roman"/>
+      <w:color w:val="000000"/>
       <w:sz w:val="24"/>
     </w:rPr>
   </w:style>
@@ -1503,7 +1504,7 @@
       <w:rFonts w:ascii="Times New Roman" w:hAnsi="Times New Roman" w:eastAsia="Times New Roman" w:cs="Times New Roman"/>
       <w:b/>
       <w:bCs/>
-      <w:color w:val="1F3A68"/>
+      <w:color w:val="000000"/>
       <w:sz w:val="28"/>
       <w:szCs w:val="28"/>
     </w:rPr>
@@ -1527,7 +1528,7 @@
       <w:rFonts w:ascii="Times New Roman" w:hAnsi="Times New Roman" w:eastAsia="Times New Roman" w:cs="Times New Roman"/>
       <w:b/>
       <w:bCs/>
-      <w:color w:val="1F3A68"/>
+      <w:color w:val="000000"/>
       <w:sz w:val="26"/>
       <w:szCs w:val="26"/>
     </w:rPr>
@@ -1551,7 +1552,7 @@
       <w:rFonts w:ascii="Times New Roman" w:hAnsi="Times New Roman" w:eastAsia="Times New Roman" w:cs="Times New Roman"/>
       <w:b/>
       <w:bCs/>
-      <w:color w:val="1F3A68"/>
+      <w:color w:val="000000"/>
     </w:rPr>
   </w:style>
   <w:style w:type="paragraph" w:styleId="Heading4">
@@ -1576,7 +1577,7 @@
       <w:bCs/>
       <w:i/>
       <w:iCs/>
-      <w:color w:val="1F3A68"/>
+      <w:color w:val="000000"/>
     </w:rPr>
   </w:style>
   <w:style w:type="paragraph" w:styleId="Heading5">
@@ -1597,7 +1598,7 @@
     </w:pPr>
     <w:rPr>
       <w:rFonts w:asciiTheme="majorHAnsi" w:eastAsiaTheme="majorEastAsia" w:hAnsiTheme="majorHAnsi" w:cstheme="majorBidi"/>
-      <w:color w:val="243F60" w:themeColor="accent1" w:themeShade="7F"/>
+      <w:color w:val="000000"/>
     </w:rPr>
   </w:style>
   <w:style w:type="paragraph" w:styleId="Heading6">
@@ -1620,7 +1621,7 @@
       <w:rFonts w:asciiTheme="majorHAnsi" w:eastAsiaTheme="majorEastAsia" w:hAnsiTheme="majorHAnsi" w:cstheme="majorBidi"/>
       <w:i/>
       <w:iCs/>
-      <w:color w:val="243F60" w:themeColor="accent1" w:themeShade="7F"/>
+      <w:color w:val="000000"/>
     </w:rPr>
   </w:style>
   <w:style w:type="paragraph" w:styleId="Heading7">
@@ -1643,7 +1644,7 @@
       <w:rFonts w:asciiTheme="majorHAnsi" w:eastAsiaTheme="majorEastAsia" w:hAnsiTheme="majorHAnsi" w:cstheme="majorBidi"/>
       <w:i/>
       <w:iCs/>
-      <w:color w:val="404040" w:themeColor="text1" w:themeTint="BF"/>
+      <w:color w:val="000000"/>
     </w:rPr>
   </w:style>
   <w:style w:type="paragraph" w:styleId="Heading8">
@@ -1664,7 +1665,7 @@
     </w:pPr>
     <w:rPr>
       <w:rFonts w:asciiTheme="majorHAnsi" w:eastAsiaTheme="majorEastAsia" w:hAnsiTheme="majorHAnsi" w:cstheme="majorBidi"/>
-      <w:color w:val="4F81BD" w:themeColor="accent1"/>
+      <w:color w:val="000000"/>
       <w:sz w:val="20"/>
       <w:szCs w:val="20"/>
     </w:rPr>
@@ -1689,7 +1690,7 @@
       <w:rFonts w:asciiTheme="majorHAnsi" w:eastAsiaTheme="majorEastAsia" w:hAnsiTheme="majorHAnsi" w:cstheme="majorBidi"/>
       <w:i/>
       <w:iCs/>
-      <w:color w:val="404040" w:themeColor="text1" w:themeTint="BF"/>
+      <w:color w:val="000000"/>
       <w:sz w:val="20"/>
       <w:szCs w:val="20"/>
     </w:rPr>
@@ -1740,7 +1741,7 @@
       <w:rFonts w:asciiTheme="majorHAnsi" w:eastAsiaTheme="majorEastAsia" w:hAnsiTheme="majorHAnsi" w:cstheme="majorBidi"/>
       <w:b/>
       <w:bCs/>
-      <w:color w:val="365F91" w:themeColor="accent1" w:themeShade="BF"/>
+      <w:color w:val="000000"/>
       <w:sz w:val="28"/>
       <w:szCs w:val="28"/>
     </w:rPr>
@@ -1755,7 +1756,7 @@
       <w:rFonts w:asciiTheme="majorHAnsi" w:eastAsiaTheme="majorEastAsia" w:hAnsiTheme="majorHAnsi" w:cstheme="majorBidi"/>
       <w:b/>
       <w:bCs/>
-      <w:color w:val="4F81BD" w:themeColor="accent1"/>
+      <w:color w:val="000000"/>
       <w:sz w:val="26"/>
       <w:szCs w:val="26"/>
     </w:rPr>
@@ -1770,7 +1771,7 @@
       <w:rFonts w:asciiTheme="majorHAnsi" w:eastAsiaTheme="majorEastAsia" w:hAnsiTheme="majorHAnsi" w:cstheme="majorBidi"/>
       <w:b/>
       <w:bCs/>
-      <w:color w:val="4F81BD" w:themeColor="accent1"/>
+      <w:color w:val="000000"/>
     </w:rPr>
   </w:style>
   <w:style w:type="paragraph" w:styleId="Title">
@@ -1790,7 +1791,7 @@
     </w:pPr>
     <w:rPr>
       <w:rFonts w:ascii="Times New Roman" w:hAnsi="Times New Roman" w:eastAsia="Times New Roman" w:cs="Times New Roman"/>
-      <w:color w:val="1F3A68"/>
+      <w:color w:val="000000"/>
       <w:spacing w:val="5"/>
       <w:kern w:val="28"/>
       <w:sz w:val="52"/>
@@ -1805,7 +1806,7 @@
     <w:rsid w:val="00FC693F"/>
     <w:rPr>
       <w:rFonts w:asciiTheme="majorHAnsi" w:eastAsiaTheme="majorEastAsia" w:hAnsiTheme="majorHAnsi" w:cstheme="majorBidi"/>
-      <w:color w:val="17365D" w:themeColor="text2" w:themeShade="BF"/>
+      <w:color w:val="000000"/>
       <w:spacing w:val="5"/>
       <w:kern w:val="28"/>
       <w:sz w:val="52"/>
@@ -1829,7 +1830,7 @@
       <w:rFonts w:asciiTheme="majorHAnsi" w:eastAsiaTheme="majorEastAsia" w:hAnsiTheme="majorHAnsi" w:cstheme="majorBidi"/>
       <w:i/>
       <w:iCs/>
-      <w:color w:val="4F81BD" w:themeColor="accent1"/>
+      <w:color w:val="000000"/>
       <w:spacing w:val="15"/>
       <w:sz w:val="24"/>
       <w:szCs w:val="24"/>
@@ -1845,7 +1846,7 @@
       <w:rFonts w:asciiTheme="majorHAnsi" w:eastAsiaTheme="majorEastAsia" w:hAnsiTheme="majorHAnsi" w:cstheme="majorBidi"/>
       <w:i/>
       <w:iCs/>
-      <w:color w:val="4F81BD" w:themeColor="accent1"/>
+      <w:color w:val="000000"/>
       <w:spacing w:val="15"/>
       <w:sz w:val="24"/>
       <w:szCs w:val="24"/>
@@ -2117,7 +2118,7 @@
     <w:rPr>
       <w:i/>
       <w:iCs/>
-      <w:color w:val="000000" w:themeColor="text1"/>
+      <w:color w:val="000000"/>
     </w:rPr>
   </w:style>
   <w:style w:type="character" w:customStyle="1" w:styleId="QuoteChar">
@@ -2129,7 +2130,7 @@
     <w:rPr>
       <w:i/>
       <w:iCs/>
-      <w:color w:val="000000" w:themeColor="text1"/>
+      <w:color w:val="000000"/>
     </w:rPr>
   </w:style>
   <w:style w:type="character" w:customStyle="1" w:styleId="Heading4Char">
@@ -2145,7 +2146,7 @@
       <w:bCs/>
       <w:i/>
       <w:iCs/>
-      <w:color w:val="4F81BD" w:themeColor="accent1"/>
+      <w:color w:val="000000"/>
     </w:rPr>
   </w:style>
   <w:style w:type="character" w:customStyle="1" w:styleId="Heading5Char">
@@ -2157,7 +2158,7 @@
     <w:rsid w:val="00FC693F"/>
     <w:rPr>
       <w:rFonts w:asciiTheme="majorHAnsi" w:eastAsiaTheme="majorEastAsia" w:hAnsiTheme="majorHAnsi" w:cstheme="majorBidi"/>
-      <w:color w:val="243F60" w:themeColor="accent1" w:themeShade="7F"/>
+      <w:color w:val="000000"/>
     </w:rPr>
   </w:style>
   <w:style w:type="character" w:customStyle="1" w:styleId="Heading6Char">
@@ -2171,7 +2172,7 @@
       <w:rFonts w:asciiTheme="majorHAnsi" w:eastAsiaTheme="majorEastAsia" w:hAnsiTheme="majorHAnsi" w:cstheme="majorBidi"/>
       <w:i/>
       <w:iCs/>
-      <w:color w:val="243F60" w:themeColor="accent1" w:themeShade="7F"/>
+      <w:color w:val="000000"/>
     </w:rPr>
   </w:style>
   <w:style w:type="character" w:customStyle="1" w:styleId="Heading7Char">
@@ -2185,7 +2186,7 @@
       <w:rFonts w:asciiTheme="majorHAnsi" w:eastAsiaTheme="majorEastAsia" w:hAnsiTheme="majorHAnsi" w:cstheme="majorBidi"/>
       <w:i/>
       <w:iCs/>
-      <w:color w:val="404040" w:themeColor="text1" w:themeTint="BF"/>
+      <w:color w:val="000000"/>
     </w:rPr>
   </w:style>
   <w:style w:type="character" w:customStyle="1" w:styleId="Heading8Char">
@@ -2197,7 +2198,7 @@
     <w:rsid w:val="00FC693F"/>
     <w:rPr>
       <w:rFonts w:asciiTheme="majorHAnsi" w:eastAsiaTheme="majorEastAsia" w:hAnsiTheme="majorHAnsi" w:cstheme="majorBidi"/>
-      <w:color w:val="4F81BD" w:themeColor="accent1"/>
+      <w:color w:val="000000"/>
       <w:sz w:val="20"/>
       <w:szCs w:val="20"/>
     </w:rPr>
@@ -2213,7 +2214,7 @@
       <w:rFonts w:asciiTheme="majorHAnsi" w:eastAsiaTheme="majorEastAsia" w:hAnsiTheme="majorHAnsi" w:cstheme="majorBidi"/>
       <w:i/>
       <w:iCs/>
-      <w:color w:val="404040" w:themeColor="text1" w:themeTint="BF"/>
+      <w:color w:val="000000"/>
       <w:sz w:val="20"/>
       <w:szCs w:val="20"/>
     </w:rPr>
@@ -2233,7 +2234,7 @@
     <w:rPr>
       <w:b/>
       <w:bCs/>
-      <w:color w:val="4F81BD" w:themeColor="accent1"/>
+      <w:color w:val="000000"/>
       <w:sz w:val="18"/>
       <w:szCs w:val="18"/>
     </w:rPr>
@@ -2280,7 +2281,7 @@
       <w:bCs/>
       <w:i/>
       <w:iCs/>
-      <w:color w:val="4F81BD" w:themeColor="accent1"/>
+      <w:color w:val="000000"/>
     </w:rPr>
   </w:style>
   <w:style w:type="character" w:customStyle="1" w:styleId="IntenseQuoteChar">
@@ -2294,7 +2295,7 @@
       <w:bCs/>
       <w:i/>
       <w:iCs/>
-      <w:color w:val="4F81BD" w:themeColor="accent1"/>
+      <w:color w:val="000000"/>
     </w:rPr>
   </w:style>
   <w:style w:type="character" w:styleId="SubtleEmphasis">
@@ -2306,7 +2307,7 @@
     <w:rPr>
       <w:i/>
       <w:iCs/>
-      <w:color w:val="808080" w:themeColor="text1" w:themeTint="7F"/>
+      <w:color w:val="000000"/>
     </w:rPr>
   </w:style>
   <w:style w:type="character" w:styleId="IntenseEmphasis">
@@ -2320,7 +2321,7 @@
       <w:bCs/>
       <w:i/>
       <w:iCs/>
-      <w:color w:val="4F81BD" w:themeColor="accent1"/>
+      <w:color w:val="000000"/>
     </w:rPr>
   </w:style>
   <w:style w:type="character" w:styleId="SubtleReference">
@@ -2331,7 +2332,7 @@
     <w:rsid w:val="00FC693F"/>
     <w:rPr>
       <w:smallCaps/>
-      <w:color w:val="C0504D" w:themeColor="accent2"/>
+      <w:color w:val="000000"/>
       <w:u w:val="single"/>
     </w:rPr>
   </w:style>
@@ -2345,7 +2346,7 @@
       <w:b/>
       <w:bCs/>
       <w:smallCaps/>
-      <w:color w:val="C0504D" w:themeColor="accent2"/>
+      <w:color w:val="000000"/>
       <w:spacing w:val="5"/>
       <w:u w:val="single"/>
     </w:rPr>
@@ -2411,7 +2412,7 @@
       <w:spacing w:after="0" w:line="240" w:lineRule="auto"/>
     </w:pPr>
     <w:rPr>
-      <w:color w:val="000000" w:themeColor="text1" w:themeShade="BF"/>
+      <w:color w:val="000000"/>
     </w:rPr>
     <w:tblPr>
       <w:tblStyleRowBandSize w:val="1"/>
@@ -2514,7 +2515,7 @@
       <w:spacing w:after="0" w:line="240" w:lineRule="auto"/>
     </w:pPr>
     <w:rPr>
-      <w:color w:val="365F91" w:themeColor="accent1" w:themeShade="BF"/>
+      <w:color w:val="000000"/>
     </w:rPr>
     <w:tblPr>
       <w:tblStyleRowBandSize w:val="1"/>
@@ -2617,7 +2618,7 @@
       <w:spacing w:after="0" w:line="240" w:lineRule="auto"/>
     </w:pPr>
     <w:rPr>
-      <w:color w:val="943634" w:themeColor="accent2" w:themeShade="BF"/>
+      <w:color w:val="000000"/>
     </w:rPr>
     <w:tblPr>
       <w:tblStyleRowBandSize w:val="1"/>
@@ -2720,7 +2721,7 @@
       <w:spacing w:after="0" w:line="240" w:lineRule="auto"/>
     </w:pPr>
     <w:rPr>
-      <w:color w:val="76923C" w:themeColor="accent3" w:themeShade="BF"/>
+      <w:color w:val="000000"/>
     </w:rPr>
     <w:tblPr>
       <w:tblStyleRowBandSize w:val="1"/>
@@ -2823,7 +2824,7 @@
       <w:spacing w:after="0" w:line="240" w:lineRule="auto"/>
     </w:pPr>
     <w:rPr>
-      <w:color w:val="5F497A" w:themeColor="accent4" w:themeShade="BF"/>
+      <w:color w:val="000000"/>
     </w:rPr>
     <w:tblPr>
       <w:tblStyleRowBandSize w:val="1"/>
@@ -2926,7 +2927,7 @@
       <w:spacing w:after="0" w:line="240" w:lineRule="auto"/>
     </w:pPr>
     <w:rPr>
-      <w:color w:val="31849B" w:themeColor="accent5" w:themeShade="BF"/>
+      <w:color w:val="000000"/>
     </w:rPr>
     <w:tblPr>
       <w:tblStyleRowBandSize w:val="1"/>
@@ -3029,7 +3030,7 @@
       <w:spacing w:after="0" w:line="240" w:lineRule="auto"/>
     </w:pPr>
     <w:rPr>
-      <w:color w:val="E36C0A" w:themeColor="accent6" w:themeShade="BF"/>
+      <w:color w:val="000000"/>
     </w:rPr>
     <w:tblPr>
       <w:tblStyleRowBandSize w:val="1"/>
@@ -3155,7 +3156,7 @@
       <w:rPr>
         <w:b/>
         <w:bCs/>
-        <w:color w:val="FFFFFF" w:themeColor="background1"/>
+        <w:color w:val="000000"/>
       </w:rPr>
       <w:tblPr/>
       <w:tcPr>
@@ -3247,7 +3248,7 @@
       <w:rPr>
         <w:b/>
         <w:bCs/>
-        <w:color w:val="FFFFFF" w:themeColor="background1"/>
+        <w:color w:val="000000"/>
       </w:rPr>
       <w:tblPr/>
       <w:tcPr>
@@ -3339,7 +3340,7 @@
       <w:rPr>
         <w:b/>
         <w:bCs/>
-        <w:color w:val="FFFFFF" w:themeColor="background1"/>
+        <w:color w:val="000000"/>
       </w:rPr>
       <w:tblPr/>
       <w:tcPr>
@@ -3431,7 +3432,7 @@
       <w:rPr>
         <w:b/>
         <w:bCs/>
-        <w:color w:val="FFFFFF" w:themeColor="background1"/>
+        <w:color w:val="000000"/>
       </w:rPr>
       <w:tblPr/>
       <w:tcPr>
@@ -3523,7 +3524,7 @@
       <w:rPr>
         <w:b/>
         <w:bCs/>
-        <w:color w:val="FFFFFF" w:themeColor="background1"/>
+        <w:color w:val="000000"/>
       </w:rPr>
       <w:tblPr/>
       <w:tcPr>
@@ -3615,7 +3616,7 @@
       <w:rPr>
         <w:b/>
         <w:bCs/>
-        <w:color w:val="FFFFFF" w:themeColor="background1"/>
+        <w:color w:val="000000"/>
       </w:rPr>
       <w:tblPr/>
       <w:tcPr>
@@ -3707,7 +3708,7 @@
       <w:rPr>
         <w:b/>
         <w:bCs/>
-        <w:color w:val="FFFFFF" w:themeColor="background1"/>
+        <w:color w:val="000000"/>
       </w:rPr>
       <w:tblPr/>
       <w:tcPr>
@@ -4710,7 +4711,7 @@
       <w:rPr>
         <w:b/>
         <w:bCs/>
-        <w:color w:val="FFFFFF" w:themeColor="background1"/>
+        <w:color w:val="000000"/>
       </w:rPr>
       <w:tblPr/>
       <w:tcPr>
@@ -4816,7 +4817,7 @@
       <w:rPr>
         <w:b/>
         <w:bCs/>
-        <w:color w:val="FFFFFF" w:themeColor="background1"/>
+        <w:color w:val="000000"/>
       </w:rPr>
       <w:tblPr/>
       <w:tcPr>
@@ -4922,7 +4923,7 @@
       <w:rPr>
         <w:b/>
         <w:bCs/>
-        <w:color w:val="FFFFFF" w:themeColor="background1"/>
+        <w:color w:val="000000"/>
       </w:rPr>
       <w:tblPr/>
       <w:tcPr>
@@ -5028,7 +5029,7 @@
       <w:rPr>
         <w:b/>
         <w:bCs/>
-        <w:color w:val="FFFFFF" w:themeColor="background1"/>
+        <w:color w:val="000000"/>
       </w:rPr>
       <w:tblPr/>
       <w:tcPr>
@@ -5134,7 +5135,7 @@
       <w:rPr>
         <w:b/>
         <w:bCs/>
-        <w:color w:val="FFFFFF" w:themeColor="background1"/>
+        <w:color w:val="000000"/>
       </w:rPr>
       <w:tblPr/>
       <w:tcPr>
@@ -5240,7 +5241,7 @@
       <w:rPr>
         <w:b/>
         <w:bCs/>
-        <w:color w:val="FFFFFF" w:themeColor="background1"/>
+        <w:color w:val="000000"/>
       </w:rPr>
       <w:tblPr/>
       <w:tcPr>
@@ -5346,7 +5347,7 @@
       <w:rPr>
         <w:b/>
         <w:bCs/>
-        <w:color w:val="FFFFFF" w:themeColor="background1"/>
+        <w:color w:val="000000"/>
       </w:rPr>
       <w:tblPr/>
       <w:tcPr>
@@ -5449,7 +5450,7 @@
       <w:rPr>
         <w:b/>
         <w:bCs/>
-        <w:color w:val="FFFFFF" w:themeColor="background1"/>
+        <w:color w:val="000000"/>
       </w:rPr>
       <w:tblPr/>
       <w:tcPr>
@@ -5469,7 +5470,7 @@
         <w:spacing w:before="0" w:after="0" w:line="240" w:lineRule="auto"/>
       </w:pPr>
       <w:rPr>
-        <w:color w:val="auto"/>
+        <w:color w:val="000000"/>
       </w:rPr>
       <w:tblPr/>
       <w:tcPr>
@@ -5488,7 +5489,7 @@
       <w:rPr>
         <w:b/>
         <w:bCs/>
-        <w:color w:val="FFFFFF" w:themeColor="background1"/>
+        <w:color w:val="000000"/>
       </w:rPr>
       <w:tblPr/>
       <w:tcPr>
@@ -5507,7 +5508,7 @@
       <w:rPr>
         <w:b/>
         <w:bCs/>
-        <w:color w:val="FFFFFF" w:themeColor="background1"/>
+        <w:color w:val="000000"/>
       </w:rPr>
       <w:tblPr/>
       <w:tcPr>
@@ -5553,7 +5554,7 @@
     </w:tblStylePr>
     <w:tblStylePr w:type="nwCell">
       <w:rPr>
-        <w:color w:val="FFFFFF" w:themeColor="background1"/>
+        <w:color w:val="000000"/>
       </w:rPr>
       <w:tblPr/>
       <w:tcPr>
@@ -5598,7 +5599,7 @@
       <w:rPr>
         <w:b/>
         <w:bCs/>
-        <w:color w:val="FFFFFF" w:themeColor="background1"/>
+        <w:color w:val="000000"/>
       </w:rPr>
       <w:tblPr/>
       <w:tcPr>
@@ -5618,7 +5619,7 @@
         <w:spacing w:before="0" w:after="0" w:line="240" w:lineRule="auto"/>
       </w:pPr>
       <w:rPr>
-        <w:color w:val="auto"/>
+        <w:color w:val="000000"/>
       </w:rPr>
       <w:tblPr/>
       <w:tcPr>
@@ -5637,7 +5638,7 @@
       <w:rPr>
         <w:b/>
         <w:bCs/>
-        <w:color w:val="FFFFFF" w:themeColor="background1"/>
+        <w:color w:val="000000"/>
       </w:rPr>
       <w:tblPr/>
       <w:tcPr>
@@ -5656,7 +5657,7 @@
       <w:rPr>
         <w:b/>
         <w:bCs/>
-        <w:color w:val="FFFFFF" w:themeColor="background1"/>
+        <w:color w:val="000000"/>
       </w:rPr>
       <w:tblPr/>
       <w:tcPr>
@@ -5702,7 +5703,7 @@
     </w:tblStylePr>
     <w:tblStylePr w:type="nwCell">
       <w:rPr>
-        <w:color w:val="FFFFFF" w:themeColor="background1"/>
+        <w:color w:val="000000"/>
       </w:rPr>
       <w:tblPr/>
       <w:tcPr>
@@ -5747,7 +5748,7 @@
       <w:rPr>
         <w:b/>
         <w:bCs/>
-        <w:color w:val="FFFFFF" w:themeColor="background1"/>
+        <w:color w:val="000000"/>
       </w:rPr>
       <w:tblPr/>
       <w:tcPr>
@@ -5767,7 +5768,7 @@
         <w:spacing w:before="0" w:after="0" w:line="240" w:lineRule="auto"/>
       </w:pPr>
       <w:rPr>
-        <w:color w:val="auto"/>
+        <w:color w:val="000000"/>
       </w:rPr>
       <w:tblPr/>
       <w:tcPr>
@@ -5786,7 +5787,7 @@
       <w:rPr>
         <w:b/>
         <w:bCs/>
-        <w:color w:val="FFFFFF" w:themeColor="background1"/>
+        <w:color w:val="000000"/>
       </w:rPr>
       <w:tblPr/>
       <w:tcPr>
@@ -5805,7 +5806,7 @@
       <w:rPr>
         <w:b/>
         <w:bCs/>
-        <w:color w:val="FFFFFF" w:themeColor="background1"/>
+        <w:color w:val="000000"/>
       </w:rPr>
       <w:tblPr/>
       <w:tcPr>
@@ -5851,7 +5852,7 @@
     </w:tblStylePr>
     <w:tblStylePr w:type="nwCell">
       <w:rPr>
-        <w:color w:val="FFFFFF" w:themeColor="background1"/>
+        <w:color w:val="000000"/>
       </w:rPr>
       <w:tblPr/>
       <w:tcPr>
@@ -5896,7 +5897,7 @@
       <w:rPr>
         <w:b/>
         <w:bCs/>
-        <w:color w:val="FFFFFF" w:themeColor="background1"/>
+        <w:color w:val="000000"/>
       </w:rPr>
       <w:tblPr/>
       <w:tcPr>
@@ -5916,7 +5917,7 @@
         <w:spacing w:before="0" w:after="0" w:line="240" w:lineRule="auto"/>
       </w:pPr>
       <w:rPr>
-        <w:color w:val="auto"/>
+        <w:color w:val="000000"/>
       </w:rPr>
       <w:tblPr/>
       <w:tcPr>
@@ -5935,7 +5936,7 @@
       <w:rPr>
         <w:b/>
         <w:bCs/>
-        <w:color w:val="FFFFFF" w:themeColor="background1"/>
+        <w:color w:val="000000"/>
       </w:rPr>
       <w:tblPr/>
       <w:tcPr>
@@ -5954,7 +5955,7 @@
       <w:rPr>
         <w:b/>
         <w:bCs/>
-        <w:color w:val="FFFFFF" w:themeColor="background1"/>
+        <w:color w:val="000000"/>
       </w:rPr>
       <w:tblPr/>
       <w:tcPr>
@@ -6000,7 +6001,7 @@
     </w:tblStylePr>
     <w:tblStylePr w:type="nwCell">
       <w:rPr>
-        <w:color w:val="FFFFFF" w:themeColor="background1"/>
+        <w:color w:val="000000"/>
       </w:rPr>
       <w:tblPr/>
       <w:tcPr>
@@ -6045,7 +6046,7 @@
       <w:rPr>
         <w:b/>
         <w:bCs/>
-        <w:color w:val="FFFFFF" w:themeColor="background1"/>
+        <w:color w:val="000000"/>
       </w:rPr>
       <w:tblPr/>
       <w:tcPr>
@@ -6065,7 +6066,7 @@
         <w:spacing w:before="0" w:after="0" w:line="240" w:lineRule="auto"/>
       </w:pPr>
       <w:rPr>
-        <w:color w:val="auto"/>
+        <w:color w:val="000000"/>
       </w:rPr>
       <w:tblPr/>
       <w:tcPr>
@@ -6084,7 +6085,7 @@
       <w:rPr>
         <w:b/>
         <w:bCs/>
-        <w:color w:val="FFFFFF" w:themeColor="background1"/>
+        <w:color w:val="000000"/>
       </w:rPr>
       <w:tblPr/>
       <w:tcPr>
@@ -6103,7 +6104,7 @@
       <w:rPr>
         <w:b/>
         <w:bCs/>
-        <w:color w:val="FFFFFF" w:themeColor="background1"/>
+        <w:color w:val="000000"/>
       </w:rPr>
       <w:tblPr/>
       <w:tcPr>
@@ -6149,7 +6150,7 @@
     </w:tblStylePr>
     <w:tblStylePr w:type="nwCell">
       <w:rPr>
-        <w:color w:val="FFFFFF" w:themeColor="background1"/>
+        <w:color w:val="000000"/>
       </w:rPr>
       <w:tblPr/>
       <w:tcPr>
@@ -6194,7 +6195,7 @@
       <w:rPr>
         <w:b/>
         <w:bCs/>
-        <w:color w:val="FFFFFF" w:themeColor="background1"/>
+        <w:color w:val="000000"/>
       </w:rPr>
       <w:tblPr/>
       <w:tcPr>
@@ -6214,7 +6215,7 @@
         <w:spacing w:before="0" w:after="0" w:line="240" w:lineRule="auto"/>
       </w:pPr>
       <w:rPr>
-        <w:color w:val="auto"/>
+        <w:color w:val="000000"/>
       </w:rPr>
       <w:tblPr/>
       <w:tcPr>
@@ -6233,7 +6234,7 @@
       <w:rPr>
         <w:b/>
         <w:bCs/>
-        <w:color w:val="FFFFFF" w:themeColor="background1"/>
+        <w:color w:val="000000"/>
       </w:rPr>
       <w:tblPr/>
       <w:tcPr>
@@ -6252,7 +6253,7 @@
       <w:rPr>
         <w:b/>
         <w:bCs/>
-        <w:color w:val="FFFFFF" w:themeColor="background1"/>
+        <w:color w:val="000000"/>
       </w:rPr>
       <w:tblPr/>
       <w:tcPr>
@@ -6298,7 +6299,7 @@
     </w:tblStylePr>
     <w:tblStylePr w:type="nwCell">
       <w:rPr>
-        <w:color w:val="FFFFFF" w:themeColor="background1"/>
+        <w:color w:val="000000"/>
       </w:rPr>
       <w:tblPr/>
       <w:tcPr>
@@ -6343,7 +6344,7 @@
       <w:rPr>
         <w:b/>
         <w:bCs/>
-        <w:color w:val="FFFFFF" w:themeColor="background1"/>
+        <w:color w:val="000000"/>
       </w:rPr>
       <w:tblPr/>
       <w:tcPr>
@@ -6363,7 +6364,7 @@
         <w:spacing w:before="0" w:after="0" w:line="240" w:lineRule="auto"/>
       </w:pPr>
       <w:rPr>
-        <w:color w:val="auto"/>
+        <w:color w:val="000000"/>
       </w:rPr>
       <w:tblPr/>
       <w:tcPr>
@@ -6382,7 +6383,7 @@
       <w:rPr>
         <w:b/>
         <w:bCs/>
-        <w:color w:val="FFFFFF" w:themeColor="background1"/>
+        <w:color w:val="000000"/>
       </w:rPr>
       <w:tblPr/>
       <w:tcPr>
@@ -6401,7 +6402,7 @@
       <w:rPr>
         <w:b/>
         <w:bCs/>
-        <w:color w:val="FFFFFF" w:themeColor="background1"/>
+        <w:color w:val="000000"/>
       </w:rPr>
       <w:tblPr/>
       <w:tcPr>
@@ -6447,7 +6448,7 @@
     </w:tblStylePr>
     <w:tblStylePr w:type="nwCell">
       <w:rPr>
-        <w:color w:val="FFFFFF" w:themeColor="background1"/>
+        <w:color w:val="000000"/>
       </w:rPr>
       <w:tblPr/>
       <w:tcPr>
@@ -6471,7 +6472,7 @@
       <w:spacing w:after="0" w:line="240" w:lineRule="auto"/>
     </w:pPr>
     <w:rPr>
-      <w:color w:val="000000" w:themeColor="text1"/>
+      <w:color w:val="000000"/>
     </w:rPr>
     <w:tblPr>
       <w:tblStyleRowBandSize w:val="1"/>
@@ -6504,7 +6505,7 @@
       <w:rPr>
         <w:b/>
         <w:bCs/>
-        <w:color w:val="1F497D" w:themeColor="text2"/>
+        <w:color w:val="000000"/>
       </w:rPr>
       <w:tblPr/>
       <w:tcPr>
@@ -6555,7 +6556,7 @@
       <w:spacing w:after="0" w:line="240" w:lineRule="auto"/>
     </w:pPr>
     <w:rPr>
-      <w:color w:val="000000" w:themeColor="text1"/>
+      <w:color w:val="000000"/>
     </w:rPr>
     <w:tblPr>
       <w:tblStyleRowBandSize w:val="1"/>
@@ -6588,7 +6589,7 @@
       <w:rPr>
         <w:b/>
         <w:bCs/>
-        <w:color w:val="1F497D" w:themeColor="text2"/>
+        <w:color w:val="000000"/>
       </w:rPr>
       <w:tblPr/>
       <w:tcPr>
@@ -6639,7 +6640,7 @@
       <w:spacing w:after="0" w:line="240" w:lineRule="auto"/>
     </w:pPr>
     <w:rPr>
-      <w:color w:val="000000" w:themeColor="text1"/>
+      <w:color w:val="000000"/>
     </w:rPr>
     <w:tblPr>
       <w:tblStyleRowBandSize w:val="1"/>
@@ -6672,7 +6673,7 @@
       <w:rPr>
         <w:b/>
         <w:bCs/>
-        <w:color w:val="1F497D" w:themeColor="text2"/>
+        <w:color w:val="000000"/>
       </w:rPr>
       <w:tblPr/>
       <w:tcPr>
@@ -6723,7 +6724,7 @@
       <w:spacing w:after="0" w:line="240" w:lineRule="auto"/>
     </w:pPr>
     <w:rPr>
-      <w:color w:val="000000" w:themeColor="text1"/>
+      <w:color w:val="000000"/>
     </w:rPr>
     <w:tblPr>
       <w:tblStyleRowBandSize w:val="1"/>
@@ -6756,7 +6757,7 @@
       <w:rPr>
         <w:b/>
         <w:bCs/>
-        <w:color w:val="1F497D" w:themeColor="text2"/>
+        <w:color w:val="000000"/>
       </w:rPr>
       <w:tblPr/>
       <w:tcPr>
@@ -6807,7 +6808,7 @@
       <w:spacing w:after="0" w:line="240" w:lineRule="auto"/>
     </w:pPr>
     <w:rPr>
-      <w:color w:val="000000" w:themeColor="text1"/>
+      <w:color w:val="000000"/>
     </w:rPr>
     <w:tblPr>
       <w:tblStyleRowBandSize w:val="1"/>
@@ -6840,7 +6841,7 @@
       <w:rPr>
         <w:b/>
         <w:bCs/>
-        <w:color w:val="1F497D" w:themeColor="text2"/>
+        <w:color w:val="000000"/>
       </w:rPr>
       <w:tblPr/>
       <w:tcPr>
@@ -6891,7 +6892,7 @@
       <w:spacing w:after="0" w:line="240" w:lineRule="auto"/>
     </w:pPr>
     <w:rPr>
-      <w:color w:val="000000" w:themeColor="text1"/>
+      <w:color w:val="000000"/>
     </w:rPr>
     <w:tblPr>
       <w:tblStyleRowBandSize w:val="1"/>
@@ -6924,7 +6925,7 @@
       <w:rPr>
         <w:b/>
         <w:bCs/>
-        <w:color w:val="1F497D" w:themeColor="text2"/>
+        <w:color w:val="000000"/>
       </w:rPr>
       <w:tblPr/>
       <w:tcPr>
@@ -6975,7 +6976,7 @@
       <w:spacing w:after="0" w:line="240" w:lineRule="auto"/>
     </w:pPr>
     <w:rPr>
-      <w:color w:val="000000" w:themeColor="text1"/>
+      <w:color w:val="000000"/>
     </w:rPr>
     <w:tblPr>
       <w:tblStyleRowBandSize w:val="1"/>
@@ -7008,7 +7009,7 @@
       <w:rPr>
         <w:b/>
         <w:bCs/>
-        <w:color w:val="1F497D" w:themeColor="text2"/>
+        <w:color w:val="000000"/>
       </w:rPr>
       <w:tblPr/>
       <w:tcPr>
@@ -7060,7 +7061,7 @@
     </w:pPr>
     <w:rPr>
       <w:rFonts w:asciiTheme="majorHAnsi" w:eastAsiaTheme="majorEastAsia" w:hAnsiTheme="majorHAnsi" w:cstheme="majorBidi"/>
-      <w:color w:val="000000" w:themeColor="text1"/>
+      <w:color w:val="000000"/>
     </w:rPr>
     <w:tblPr>
       <w:tblStyleRowBandSize w:val="1"/>
@@ -7188,7 +7189,7 @@
     </w:pPr>
     <w:rPr>
       <w:rFonts w:asciiTheme="majorHAnsi" w:eastAsiaTheme="majorEastAsia" w:hAnsiTheme="majorHAnsi" w:cstheme="majorBidi"/>
-      <w:color w:val="000000" w:themeColor="text1"/>
+      <w:color w:val="000000"/>
     </w:rPr>
     <w:tblPr>
       <w:tblStyleRowBandSize w:val="1"/>
@@ -7316,7 +7317,7 @@
     </w:pPr>
     <w:rPr>
       <w:rFonts w:asciiTheme="majorHAnsi" w:eastAsiaTheme="majorEastAsia" w:hAnsiTheme="majorHAnsi" w:cstheme="majorBidi"/>
-      <w:color w:val="000000" w:themeColor="text1"/>
+      <w:color w:val="000000"/>
     </w:rPr>
     <w:tblPr>
       <w:tblStyleRowBandSize w:val="1"/>
@@ -7444,7 +7445,7 @@
     </w:pPr>
     <w:rPr>
       <w:rFonts w:asciiTheme="majorHAnsi" w:eastAsiaTheme="majorEastAsia" w:hAnsiTheme="majorHAnsi" w:cstheme="majorBidi"/>
-      <w:color w:val="000000" w:themeColor="text1"/>
+      <w:color w:val="000000"/>
     </w:rPr>
     <w:tblPr>
       <w:tblStyleRowBandSize w:val="1"/>
@@ -7572,7 +7573,7 @@
     </w:pPr>
     <w:rPr>
       <w:rFonts w:asciiTheme="majorHAnsi" w:eastAsiaTheme="majorEastAsia" w:hAnsiTheme="majorHAnsi" w:cstheme="majorBidi"/>
-      <w:color w:val="000000" w:themeColor="text1"/>
+      <w:color w:val="000000"/>
     </w:rPr>
     <w:tblPr>
       <w:tblStyleRowBandSize w:val="1"/>
@@ -7700,7 +7701,7 @@
     </w:pPr>
     <w:rPr>
       <w:rFonts w:asciiTheme="majorHAnsi" w:eastAsiaTheme="majorEastAsia" w:hAnsiTheme="majorHAnsi" w:cstheme="majorBidi"/>
-      <w:color w:val="000000" w:themeColor="text1"/>
+      <w:color w:val="000000"/>
     </w:rPr>
     <w:tblPr>
       <w:tblStyleRowBandSize w:val="1"/>
@@ -7828,7 +7829,7 @@
     </w:pPr>
     <w:rPr>
       <w:rFonts w:asciiTheme="majorHAnsi" w:eastAsiaTheme="majorEastAsia" w:hAnsiTheme="majorHAnsi" w:cstheme="majorBidi"/>
-      <w:color w:val="000000" w:themeColor="text1"/>
+      <w:color w:val="000000"/>
     </w:rPr>
     <w:tblPr>
       <w:tblStyleRowBandSize w:val="1"/>
@@ -8467,7 +8468,7 @@
     </w:pPr>
     <w:rPr>
       <w:rFonts w:asciiTheme="majorHAnsi" w:eastAsiaTheme="majorEastAsia" w:hAnsiTheme="majorHAnsi" w:cstheme="majorBidi"/>
-      <w:color w:val="000000" w:themeColor="text1"/>
+      <w:color w:val="000000"/>
     </w:rPr>
     <w:tblPr>
       <w:tblStyleRowBandSize w:val="1"/>
@@ -8495,7 +8496,7 @@
       <w:rPr>
         <w:b/>
         <w:bCs/>
-        <w:color w:val="000000" w:themeColor="text1"/>
+        <w:color w:val="000000"/>
       </w:rPr>
       <w:tblPr/>
       <w:tcPr>
@@ -8506,7 +8507,7 @@
       <w:rPr>
         <w:b/>
         <w:bCs/>
-        <w:color w:val="000000" w:themeColor="text1"/>
+        <w:color w:val="000000"/>
       </w:rPr>
       <w:tblPr/>
       <w:tcPr>
@@ -8525,7 +8526,7 @@
       <w:rPr>
         <w:b/>
         <w:bCs/>
-        <w:color w:val="000000" w:themeColor="text1"/>
+        <w:color w:val="000000"/>
       </w:rPr>
       <w:tblPr/>
       <w:tcPr>
@@ -8544,7 +8545,7 @@
       <w:rPr>
         <w:b w:val="0"/>
         <w:bCs w:val="0"/>
-        <w:color w:val="000000" w:themeColor="text1"/>
+        <w:color w:val="000000"/>
       </w:rPr>
       <w:tblPr/>
       <w:tcPr>
@@ -8592,7 +8593,7 @@
     </w:pPr>
     <w:rPr>
       <w:rFonts w:asciiTheme="majorHAnsi" w:eastAsiaTheme="majorEastAsia" w:hAnsiTheme="majorHAnsi" w:cstheme="majorBidi"/>
-      <w:color w:val="000000" w:themeColor="text1"/>
+      <w:color w:val="000000"/>
     </w:rPr>
     <w:tblPr>
       <w:tblStyleRowBandSize w:val="1"/>
@@ -8620,7 +8621,7 @@
       <w:rPr>
         <w:b/>
         <w:bCs/>
-        <w:color w:val="000000" w:themeColor="text1"/>
+        <w:color w:val="000000"/>
       </w:rPr>
       <w:tblPr/>
       <w:tcPr>
@@ -8631,7 +8632,7 @@
       <w:rPr>
         <w:b/>
         <w:bCs/>
-        <w:color w:val="000000" w:themeColor="text1"/>
+        <w:color w:val="000000"/>
       </w:rPr>
       <w:tblPr/>
       <w:tcPr>
@@ -8650,7 +8651,7 @@
       <w:rPr>
         <w:b/>
         <w:bCs/>
-        <w:color w:val="000000" w:themeColor="text1"/>
+        <w:color w:val="000000"/>
       </w:rPr>
       <w:tblPr/>
       <w:tcPr>
@@ -8669,7 +8670,7 @@
       <w:rPr>
         <w:b w:val="0"/>
         <w:bCs w:val="0"/>
-        <w:color w:val="000000" w:themeColor="text1"/>
+        <w:color w:val="000000"/>
       </w:rPr>
       <w:tblPr/>
       <w:tcPr>
@@ -8717,7 +8718,7 @@
     </w:pPr>
     <w:rPr>
       <w:rFonts w:asciiTheme="majorHAnsi" w:eastAsiaTheme="majorEastAsia" w:hAnsiTheme="majorHAnsi" w:cstheme="majorBidi"/>
-      <w:color w:val="000000" w:themeColor="text1"/>
+      <w:color w:val="000000"/>
     </w:rPr>
     <w:tblPr>
       <w:tblStyleRowBandSize w:val="1"/>
@@ -8745,7 +8746,7 @@
       <w:rPr>
         <w:b/>
         <w:bCs/>
-        <w:color w:val="000000" w:themeColor="text1"/>
+        <w:color w:val="000000"/>
       </w:rPr>
       <w:tblPr/>
       <w:tcPr>
@@ -8756,7 +8757,7 @@
       <w:rPr>
         <w:b/>
         <w:bCs/>
-        <w:color w:val="000000" w:themeColor="text1"/>
+        <w:color w:val="000000"/>
       </w:rPr>
       <w:tblPr/>
       <w:tcPr>
@@ -8775,7 +8776,7 @@
       <w:rPr>
         <w:b/>
         <w:bCs/>
-        <w:color w:val="000000" w:themeColor="text1"/>
+        <w:color w:val="000000"/>
       </w:rPr>
       <w:tblPr/>
       <w:tcPr>
@@ -8794,7 +8795,7 @@
       <w:rPr>
         <w:b w:val="0"/>
         <w:bCs w:val="0"/>
-        <w:color w:val="000000" w:themeColor="text1"/>
+        <w:color w:val="000000"/>
       </w:rPr>
       <w:tblPr/>
       <w:tcPr>
@@ -8842,7 +8843,7 @@
     </w:pPr>
     <w:rPr>
       <w:rFonts w:asciiTheme="majorHAnsi" w:eastAsiaTheme="majorEastAsia" w:hAnsiTheme="majorHAnsi" w:cstheme="majorBidi"/>
-      <w:color w:val="000000" w:themeColor="text1"/>
+      <w:color w:val="000000"/>
     </w:rPr>
     <w:tblPr>
       <w:tblStyleRowBandSize w:val="1"/>
@@ -8870,7 +8871,7 @@
       <w:rPr>
         <w:b/>
         <w:bCs/>
-        <w:color w:val="000000" w:themeColor="text1"/>
+        <w:color w:val="000000"/>
       </w:rPr>
       <w:tblPr/>
       <w:tcPr>
@@ -8881,7 +8882,7 @@
       <w:rPr>
         <w:b/>
         <w:bCs/>
-        <w:color w:val="000000" w:themeColor="text1"/>
+        <w:color w:val="000000"/>
       </w:rPr>
       <w:tblPr/>
       <w:tcPr>
@@ -8900,7 +8901,7 @@
       <w:rPr>
         <w:b/>
         <w:bCs/>
-        <w:color w:val="000000" w:themeColor="text1"/>
+        <w:color w:val="000000"/>
       </w:rPr>
       <w:tblPr/>
       <w:tcPr>
@@ -8919,7 +8920,7 @@
       <w:rPr>
         <w:b w:val="0"/>
         <w:bCs w:val="0"/>
-        <w:color w:val="000000" w:themeColor="text1"/>
+        <w:color w:val="000000"/>
       </w:rPr>
       <w:tblPr/>
       <w:tcPr>
@@ -8967,7 +8968,7 @@
     </w:pPr>
     <w:rPr>
       <w:rFonts w:asciiTheme="majorHAnsi" w:eastAsiaTheme="majorEastAsia" w:hAnsiTheme="majorHAnsi" w:cstheme="majorBidi"/>
-      <w:color w:val="000000" w:themeColor="text1"/>
+      <w:color w:val="000000"/>
     </w:rPr>
     <w:tblPr>
       <w:tblStyleRowBandSize w:val="1"/>
@@ -8995,7 +8996,7 @@
       <w:rPr>
         <w:b/>
         <w:bCs/>
-        <w:color w:val="000000" w:themeColor="text1"/>
+        <w:color w:val="000000"/>
       </w:rPr>
       <w:tblPr/>
       <w:tcPr>
@@ -9006,7 +9007,7 @@
       <w:rPr>
         <w:b/>
         <w:bCs/>
-        <w:color w:val="000000" w:themeColor="text1"/>
+        <w:color w:val="000000"/>
       </w:rPr>
       <w:tblPr/>
       <w:tcPr>
@@ -9025,7 +9026,7 @@
       <w:rPr>
         <w:b/>
         <w:bCs/>
-        <w:color w:val="000000" w:themeColor="text1"/>
+        <w:color w:val="000000"/>
       </w:rPr>
       <w:tblPr/>
       <w:tcPr>
@@ -9044,7 +9045,7 @@
       <w:rPr>
         <w:b w:val="0"/>
         <w:bCs w:val="0"/>
-        <w:color w:val="000000" w:themeColor="text1"/>
+        <w:color w:val="000000"/>
       </w:rPr>
       <w:tblPr/>
       <w:tcPr>
@@ -9092,7 +9093,7 @@
     </w:pPr>
     <w:rPr>
       <w:rFonts w:asciiTheme="majorHAnsi" w:eastAsiaTheme="majorEastAsia" w:hAnsiTheme="majorHAnsi" w:cstheme="majorBidi"/>
-      <w:color w:val="000000" w:themeColor="text1"/>
+      <w:color w:val="000000"/>
     </w:rPr>
     <w:tblPr>
       <w:tblStyleRowBandSize w:val="1"/>
@@ -9120,7 +9121,7 @@
       <w:rPr>
         <w:b/>
         <w:bCs/>
-        <w:color w:val="000000" w:themeColor="text1"/>
+        <w:color w:val="000000"/>
       </w:rPr>
       <w:tblPr/>
       <w:tcPr>
@@ -9131,7 +9132,7 @@
       <w:rPr>
         <w:b/>
         <w:bCs/>
-        <w:color w:val="000000" w:themeColor="text1"/>
+        <w:color w:val="000000"/>
       </w:rPr>
       <w:tblPr/>
       <w:tcPr>
@@ -9150,7 +9151,7 @@
       <w:rPr>
         <w:b/>
         <w:bCs/>
-        <w:color w:val="000000" w:themeColor="text1"/>
+        <w:color w:val="000000"/>
       </w:rPr>
       <w:tblPr/>
       <w:tcPr>
@@ -9169,7 +9170,7 @@
       <w:rPr>
         <w:b w:val="0"/>
         <w:bCs w:val="0"/>
-        <w:color w:val="000000" w:themeColor="text1"/>
+        <w:color w:val="000000"/>
       </w:rPr>
       <w:tblPr/>
       <w:tcPr>
@@ -9217,7 +9218,7 @@
     </w:pPr>
     <w:rPr>
       <w:rFonts w:asciiTheme="majorHAnsi" w:eastAsiaTheme="majorEastAsia" w:hAnsiTheme="majorHAnsi" w:cstheme="majorBidi"/>
-      <w:color w:val="000000" w:themeColor="text1"/>
+      <w:color w:val="000000"/>
     </w:rPr>
     <w:tblPr>
       <w:tblStyleRowBandSize w:val="1"/>
@@ -9245,7 +9246,7 @@
       <w:rPr>
         <w:b/>
         <w:bCs/>
-        <w:color w:val="000000" w:themeColor="text1"/>
+        <w:color w:val="000000"/>
       </w:rPr>
       <w:tblPr/>
       <w:tcPr>
@@ -9256,7 +9257,7 @@
       <w:rPr>
         <w:b/>
         <w:bCs/>
-        <w:color w:val="000000" w:themeColor="text1"/>
+        <w:color w:val="000000"/>
       </w:rPr>
       <w:tblPr/>
       <w:tcPr>
@@ -9275,7 +9276,7 @@
       <w:rPr>
         <w:b/>
         <w:bCs/>
-        <w:color w:val="000000" w:themeColor="text1"/>
+        <w:color w:val="000000"/>
       </w:rPr>
       <w:tblPr/>
       <w:tcPr>
@@ -9294,7 +9295,7 @@
       <w:rPr>
         <w:b w:val="0"/>
         <w:bCs w:val="0"/>
-        <w:color w:val="000000" w:themeColor="text1"/>
+        <w:color w:val="000000"/>
       </w:rPr>
       <w:tblPr/>
       <w:tcPr>
@@ -9368,7 +9369,7 @@
         <w:bCs/>
         <w:i w:val="0"/>
         <w:iCs w:val="0"/>
-        <w:color w:val="FFFFFF" w:themeColor="background1"/>
+        <w:color w:val="000000"/>
       </w:rPr>
       <w:tblPr/>
       <w:tcPr>
@@ -9389,7 +9390,7 @@
         <w:bCs/>
         <w:i w:val="0"/>
         <w:iCs w:val="0"/>
-        <w:color w:val="FFFFFF" w:themeColor="background1"/>
+        <w:color w:val="000000"/>
       </w:rPr>
       <w:tblPr/>
       <w:tcPr>
@@ -9410,7 +9411,7 @@
         <w:bCs/>
         <w:i w:val="0"/>
         <w:iCs w:val="0"/>
-        <w:color w:val="FFFFFF" w:themeColor="background1"/>
+        <w:color w:val="000000"/>
       </w:rPr>
       <w:tblPr/>
       <w:tcPr>
@@ -9429,7 +9430,7 @@
         <w:bCs/>
         <w:i w:val="0"/>
         <w:iCs w:val="0"/>
-        <w:color w:val="FFFFFF" w:themeColor="background1"/>
+        <w:color w:val="000000"/>
       </w:rPr>
       <w:tblPr/>
       <w:tcPr>
@@ -9509,7 +9510,7 @@
         <w:bCs/>
         <w:i w:val="0"/>
         <w:iCs w:val="0"/>
-        <w:color w:val="FFFFFF" w:themeColor="background1"/>
+        <w:color w:val="000000"/>
       </w:rPr>
       <w:tblPr/>
       <w:tcPr>
@@ -9530,7 +9531,7 @@
         <w:bCs/>
         <w:i w:val="0"/>
         <w:iCs w:val="0"/>
-        <w:color w:val="FFFFFF" w:themeColor="background1"/>
+        <w:color w:val="000000"/>
       </w:rPr>
       <w:tblPr/>
       <w:tcPr>
@@ -9551,7 +9552,7 @@
         <w:bCs/>
         <w:i w:val="0"/>
         <w:iCs w:val="0"/>
-        <w:color w:val="FFFFFF" w:themeColor="background1"/>
+        <w:color w:val="000000"/>
       </w:rPr>
       <w:tblPr/>
       <w:tcPr>
@@ -9570,7 +9571,7 @@
         <w:bCs/>
         <w:i w:val="0"/>
         <w:iCs w:val="0"/>
-        <w:color w:val="FFFFFF" w:themeColor="background1"/>
+        <w:color w:val="000000"/>
       </w:rPr>
       <w:tblPr/>
       <w:tcPr>
@@ -9650,7 +9651,7 @@
         <w:bCs/>
         <w:i w:val="0"/>
         <w:iCs w:val="0"/>
-        <w:color w:val="FFFFFF" w:themeColor="background1"/>
+        <w:color w:val="000000"/>
       </w:rPr>
       <w:tblPr/>
       <w:tcPr>
@@ -9671,7 +9672,7 @@
         <w:bCs/>
         <w:i w:val="0"/>
         <w:iCs w:val="0"/>
-        <w:color w:val="FFFFFF" w:themeColor="background1"/>
+        <w:color w:val="000000"/>
       </w:rPr>
       <w:tblPr/>
       <w:tcPr>
@@ -9692,7 +9693,7 @@
         <w:bCs/>
         <w:i w:val="0"/>
         <w:iCs w:val="0"/>
-        <w:color w:val="FFFFFF" w:themeColor="background1"/>
+        <w:color w:val="000000"/>
       </w:rPr>
       <w:tblPr/>
       <w:tcPr>
@@ -9711,7 +9712,7 @@
         <w:bCs/>
         <w:i w:val="0"/>
         <w:iCs w:val="0"/>
-        <w:color w:val="FFFFFF" w:themeColor="background1"/>
+        <w:color w:val="000000"/>
       </w:rPr>
       <w:tblPr/>
       <w:tcPr>
@@ -9791,7 +9792,7 @@
         <w:bCs/>
         <w:i w:val="0"/>
         <w:iCs w:val="0"/>
-        <w:color w:val="FFFFFF" w:themeColor="background1"/>
+        <w:color w:val="000000"/>
       </w:rPr>
       <w:tblPr/>
       <w:tcPr>
@@ -9812,7 +9813,7 @@
         <w:bCs/>
         <w:i w:val="0"/>
         <w:iCs w:val="0"/>
-        <w:color w:val="FFFFFF" w:themeColor="background1"/>
+        <w:color w:val="000000"/>
       </w:rPr>
       <w:tblPr/>
       <w:tcPr>
@@ -9833,7 +9834,7 @@
         <w:bCs/>
         <w:i w:val="0"/>
         <w:iCs w:val="0"/>
-        <w:color w:val="FFFFFF" w:themeColor="background1"/>
+        <w:color w:val="000000"/>
       </w:rPr>
       <w:tblPr/>
       <w:tcPr>
@@ -9852,7 +9853,7 @@
         <w:bCs/>
         <w:i w:val="0"/>
         <w:iCs w:val="0"/>
-        <w:color w:val="FFFFFF" w:themeColor="background1"/>
+        <w:color w:val="000000"/>
       </w:rPr>
       <w:tblPr/>
       <w:tcPr>
@@ -9932,7 +9933,7 @@
         <w:bCs/>
         <w:i w:val="0"/>
         <w:iCs w:val="0"/>
-        <w:color w:val="FFFFFF" w:themeColor="background1"/>
+        <w:color w:val="000000"/>
       </w:rPr>
       <w:tblPr/>
       <w:tcPr>
@@ -9953,7 +9954,7 @@
         <w:bCs/>
         <w:i w:val="0"/>
         <w:iCs w:val="0"/>
-        <w:color w:val="FFFFFF" w:themeColor="background1"/>
+        <w:color w:val="000000"/>
       </w:rPr>
       <w:tblPr/>
       <w:tcPr>
@@ -9974,7 +9975,7 @@
         <w:bCs/>
         <w:i w:val="0"/>
         <w:iCs w:val="0"/>
-        <w:color w:val="FFFFFF" w:themeColor="background1"/>
+        <w:color w:val="000000"/>
       </w:rPr>
       <w:tblPr/>
       <w:tcPr>
@@ -9993,7 +9994,7 @@
         <w:bCs/>
         <w:i w:val="0"/>
         <w:iCs w:val="0"/>
-        <w:color w:val="FFFFFF" w:themeColor="background1"/>
+        <w:color w:val="000000"/>
       </w:rPr>
       <w:tblPr/>
       <w:tcPr>
@@ -10073,7 +10074,7 @@
         <w:bCs/>
         <w:i w:val="0"/>
         <w:iCs w:val="0"/>
-        <w:color w:val="FFFFFF" w:themeColor="background1"/>
+        <w:color w:val="000000"/>
       </w:rPr>
       <w:tblPr/>
       <w:tcPr>
@@ -10094,7 +10095,7 @@
         <w:bCs/>
         <w:i w:val="0"/>
         <w:iCs w:val="0"/>
-        <w:color w:val="FFFFFF" w:themeColor="background1"/>
+        <w:color w:val="000000"/>
       </w:rPr>
       <w:tblPr/>
       <w:tcPr>
@@ -10115,7 +10116,7 @@
         <w:bCs/>
         <w:i w:val="0"/>
         <w:iCs w:val="0"/>
-        <w:color w:val="FFFFFF" w:themeColor="background1"/>
+        <w:color w:val="000000"/>
       </w:rPr>
       <w:tblPr/>
       <w:tcPr>
@@ -10134,7 +10135,7 @@
         <w:bCs/>
         <w:i w:val="0"/>
         <w:iCs w:val="0"/>
-        <w:color w:val="FFFFFF" w:themeColor="background1"/>
+        <w:color w:val="000000"/>
       </w:rPr>
       <w:tblPr/>
       <w:tcPr>
@@ -10214,7 +10215,7 @@
         <w:bCs/>
         <w:i w:val="0"/>
         <w:iCs w:val="0"/>
-        <w:color w:val="FFFFFF" w:themeColor="background1"/>
+        <w:color w:val="000000"/>
       </w:rPr>
       <w:tblPr/>
       <w:tcPr>
@@ -10235,7 +10236,7 @@
         <w:bCs/>
         <w:i w:val="0"/>
         <w:iCs w:val="0"/>
-        <w:color w:val="FFFFFF" w:themeColor="background1"/>
+        <w:color w:val="000000"/>
       </w:rPr>
       <w:tblPr/>
       <w:tcPr>
@@ -10256,7 +10257,7 @@
         <w:bCs/>
         <w:i w:val="0"/>
         <w:iCs w:val="0"/>
-        <w:color w:val="FFFFFF" w:themeColor="background1"/>
+        <w:color w:val="000000"/>
       </w:rPr>
       <w:tblPr/>
       <w:tcPr>
@@ -10275,7 +10276,7 @@
         <w:bCs/>
         <w:i w:val="0"/>
         <w:iCs w:val="0"/>
-        <w:color w:val="FFFFFF" w:themeColor="background1"/>
+        <w:color w:val="000000"/>
       </w:rPr>
       <w:tblPr/>
       <w:tcPr>
@@ -10328,7 +10329,7 @@
       <w:spacing w:after="0" w:line="240" w:lineRule="auto"/>
     </w:pPr>
     <w:rPr>
-      <w:color w:val="FFFFFF" w:themeColor="background1"/>
+      <w:color w:val="000000"/>
     </w:rPr>
     <w:tblPr>
       <w:tblStyleRowBandSize w:val="1"/>
@@ -10442,7 +10443,7 @@
       <w:spacing w:after="0" w:line="240" w:lineRule="auto"/>
     </w:pPr>
     <w:rPr>
-      <w:color w:val="FFFFFF" w:themeColor="background1"/>
+      <w:color w:val="000000"/>
     </w:rPr>
     <w:tblPr>
       <w:tblStyleRowBandSize w:val="1"/>
@@ -10556,7 +10557,7 @@
       <w:spacing w:after="0" w:line="240" w:lineRule="auto"/>
     </w:pPr>
     <w:rPr>
-      <w:color w:val="FFFFFF" w:themeColor="background1"/>
+      <w:color w:val="000000"/>
     </w:rPr>
     <w:tblPr>
       <w:tblStyleRowBandSize w:val="1"/>
@@ -10670,7 +10671,7 @@
       <w:spacing w:after="0" w:line="240" w:lineRule="auto"/>
     </w:pPr>
     <w:rPr>
-      <w:color w:val="FFFFFF" w:themeColor="background1"/>
+      <w:color w:val="000000"/>
     </w:rPr>
     <w:tblPr>
       <w:tblStyleRowBandSize w:val="1"/>
@@ -10784,7 +10785,7 @@
       <w:spacing w:after="0" w:line="240" w:lineRule="auto"/>
     </w:pPr>
     <w:rPr>
-      <w:color w:val="FFFFFF" w:themeColor="background1"/>
+      <w:color w:val="000000"/>
     </w:rPr>
     <w:tblPr>
       <w:tblStyleRowBandSize w:val="1"/>
@@ -10898,7 +10899,7 @@
       <w:spacing w:after="0" w:line="240" w:lineRule="auto"/>
     </w:pPr>
     <w:rPr>
-      <w:color w:val="FFFFFF" w:themeColor="background1"/>
+      <w:color w:val="000000"/>
     </w:rPr>
     <w:tblPr>
       <w:tblStyleRowBandSize w:val="1"/>
@@ -11012,7 +11013,7 @@
       <w:spacing w:after="0" w:line="240" w:lineRule="auto"/>
     </w:pPr>
     <w:rPr>
-      <w:color w:val="FFFFFF" w:themeColor="background1"/>
+      <w:color w:val="000000"/>
     </w:rPr>
     <w:tblPr>
       <w:tblStyleRowBandSize w:val="1"/>
@@ -11126,7 +11127,7 @@
       <w:spacing w:after="0" w:line="240" w:lineRule="auto"/>
     </w:pPr>
     <w:rPr>
-      <w:color w:val="000000" w:themeColor="text1"/>
+      <w:color w:val="000000"/>
     </w:rPr>
     <w:tblPr>
       <w:tblStyleRowBandSize w:val="1"/>
@@ -11172,7 +11173,7 @@
       <w:rPr>
         <w:b/>
         <w:bCs/>
-        <w:color w:val="FFFFFF" w:themeColor="background1"/>
+        <w:color w:val="000000"/>
       </w:rPr>
       <w:tblPr/>
       <w:tcPr>
@@ -11184,7 +11185,7 @@
     </w:tblStylePr>
     <w:tblStylePr w:type="firstCol">
       <w:rPr>
-        <w:color w:val="FFFFFF" w:themeColor="background1"/>
+        <w:color w:val="000000"/>
       </w:rPr>
       <w:tblPr/>
       <w:tcPr>
@@ -11201,7 +11202,7 @@
     </w:tblStylePr>
     <w:tblStylePr w:type="lastCol">
       <w:rPr>
-        <w:color w:val="FFFFFF" w:themeColor="background1"/>
+        <w:color w:val="000000"/>
       </w:rPr>
       <w:tblPr/>
       <w:tcPr>
@@ -11230,12 +11231,12 @@
     </w:tblStylePr>
     <w:tblStylePr w:type="neCell">
       <w:rPr>
-        <w:color w:val="000000" w:themeColor="text1"/>
+        <w:color w:val="000000"/>
       </w:rPr>
     </w:tblStylePr>
     <w:tblStylePr w:type="nwCell">
       <w:rPr>
-        <w:color w:val="000000" w:themeColor="text1"/>
+        <w:color w:val="000000"/>
       </w:rPr>
     </w:tblStylePr>
   </w:style>
@@ -11248,7 +11249,7 @@
       <w:spacing w:after="0" w:line="240" w:lineRule="auto"/>
     </w:pPr>
     <w:rPr>
-      <w:color w:val="000000" w:themeColor="text1"/>
+      <w:color w:val="000000"/>
     </w:rPr>
     <w:tblPr>
       <w:tblStyleRowBandSize w:val="1"/>
@@ -11294,7 +11295,7 @@
       <w:rPr>
         <w:b/>
         <w:bCs/>
-        <w:color w:val="FFFFFF" w:themeColor="background1"/>
+        <w:color w:val="000000"/>
       </w:rPr>
       <w:tblPr/>
       <w:tcPr>
@@ -11306,7 +11307,7 @@
     </w:tblStylePr>
     <w:tblStylePr w:type="firstCol">
       <w:rPr>
-        <w:color w:val="FFFFFF" w:themeColor="background1"/>
+        <w:color w:val="000000"/>
       </w:rPr>
       <w:tblPr/>
       <w:tcPr>
@@ -11323,7 +11324,7 @@
     </w:tblStylePr>
     <w:tblStylePr w:type="lastCol">
       <w:rPr>
-        <w:color w:val="FFFFFF" w:themeColor="background1"/>
+        <w:color w:val="000000"/>
       </w:rPr>
       <w:tblPr/>
       <w:tcPr>
@@ -11352,12 +11353,12 @@
     </w:tblStylePr>
     <w:tblStylePr w:type="neCell">
       <w:rPr>
-        <w:color w:val="000000" w:themeColor="text1"/>
+        <w:color w:val="000000"/>
       </w:rPr>
     </w:tblStylePr>
     <w:tblStylePr w:type="nwCell">
       <w:rPr>
-        <w:color w:val="000000" w:themeColor="text1"/>
+        <w:color w:val="000000"/>
       </w:rPr>
     </w:tblStylePr>
   </w:style>
@@ -11370,7 +11371,7 @@
       <w:spacing w:after="0" w:line="240" w:lineRule="auto"/>
     </w:pPr>
     <w:rPr>
-      <w:color w:val="000000" w:themeColor="text1"/>
+      <w:color w:val="000000"/>
     </w:rPr>
     <w:tblPr>
       <w:tblStyleRowBandSize w:val="1"/>
@@ -11416,7 +11417,7 @@
       <w:rPr>
         <w:b/>
         <w:bCs/>
-        <w:color w:val="FFFFFF" w:themeColor="background1"/>
+        <w:color w:val="000000"/>
       </w:rPr>
       <w:tblPr/>
       <w:tcPr>
@@ -11428,7 +11429,7 @@
     </w:tblStylePr>
     <w:tblStylePr w:type="firstCol">
       <w:rPr>
-        <w:color w:val="FFFFFF" w:themeColor="background1"/>
+        <w:color w:val="000000"/>
       </w:rPr>
       <w:tblPr/>
       <w:tcPr>
@@ -11445,7 +11446,7 @@
     </w:tblStylePr>
     <w:tblStylePr w:type="lastCol">
       <w:rPr>
-        <w:color w:val="FFFFFF" w:themeColor="background1"/>
+        <w:color w:val="000000"/>
       </w:rPr>
       <w:tblPr/>
       <w:tcPr>
@@ -11474,12 +11475,12 @@
     </w:tblStylePr>
     <w:tblStylePr w:type="neCell">
       <w:rPr>
-        <w:color w:val="000000" w:themeColor="text1"/>
+        <w:color w:val="000000"/>
       </w:rPr>
     </w:tblStylePr>
     <w:tblStylePr w:type="nwCell">
       <w:rPr>
-        <w:color w:val="000000" w:themeColor="text1"/>
+        <w:color w:val="000000"/>
       </w:rPr>
     </w:tblStylePr>
   </w:style>
@@ -11492,7 +11493,7 @@
       <w:spacing w:after="0" w:line="240" w:lineRule="auto"/>
     </w:pPr>
     <w:rPr>
-      <w:color w:val="000000" w:themeColor="text1"/>
+      <w:color w:val="000000"/>
     </w:rPr>
     <w:tblPr>
       <w:tblStyleRowBandSize w:val="1"/>
@@ -11538,7 +11539,7 @@
       <w:rPr>
         <w:b/>
         <w:bCs/>
-        <w:color w:val="FFFFFF" w:themeColor="background1"/>
+        <w:color w:val="000000"/>
       </w:rPr>
       <w:tblPr/>
       <w:tcPr>
@@ -11550,7 +11551,7 @@
     </w:tblStylePr>
     <w:tblStylePr w:type="firstCol">
       <w:rPr>
-        <w:color w:val="FFFFFF" w:themeColor="background1"/>
+        <w:color w:val="000000"/>
       </w:rPr>
       <w:tblPr/>
       <w:tcPr>
@@ -11567,7 +11568,7 @@
     </w:tblStylePr>
     <w:tblStylePr w:type="lastCol">
       <w:rPr>
-        <w:color w:val="FFFFFF" w:themeColor="background1"/>
+        <w:color w:val="000000"/>
       </w:rPr>
       <w:tblPr/>
       <w:tcPr>
@@ -11604,7 +11605,7 @@
       <w:spacing w:after="0" w:line="240" w:lineRule="auto"/>
     </w:pPr>
     <w:rPr>
-      <w:color w:val="000000" w:themeColor="text1"/>
+      <w:color w:val="000000"/>
     </w:rPr>
     <w:tblPr>
       <w:tblStyleRowBandSize w:val="1"/>
@@ -11650,7 +11651,7 @@
       <w:rPr>
         <w:b/>
         <w:bCs/>
-        <w:color w:val="FFFFFF" w:themeColor="background1"/>
+        <w:color w:val="000000"/>
       </w:rPr>
       <w:tblPr/>
       <w:tcPr>
@@ -11662,7 +11663,7 @@
     </w:tblStylePr>
     <w:tblStylePr w:type="firstCol">
       <w:rPr>
-        <w:color w:val="FFFFFF" w:themeColor="background1"/>
+        <w:color w:val="000000"/>
       </w:rPr>
       <w:tblPr/>
       <w:tcPr>
@@ -11679,7 +11680,7 @@
     </w:tblStylePr>
     <w:tblStylePr w:type="lastCol">
       <w:rPr>
-        <w:color w:val="FFFFFF" w:themeColor="background1"/>
+        <w:color w:val="000000"/>
       </w:rPr>
       <w:tblPr/>
       <w:tcPr>
@@ -11708,12 +11709,12 @@
     </w:tblStylePr>
     <w:tblStylePr w:type="neCell">
       <w:rPr>
-        <w:color w:val="000000" w:themeColor="text1"/>
+        <w:color w:val="000000"/>
       </w:rPr>
     </w:tblStylePr>
     <w:tblStylePr w:type="nwCell">
       <w:rPr>
-        <w:color w:val="000000" w:themeColor="text1"/>
+        <w:color w:val="000000"/>
       </w:rPr>
     </w:tblStylePr>
   </w:style>
@@ -11726,7 +11727,7 @@
       <w:spacing w:after="0" w:line="240" w:lineRule="auto"/>
     </w:pPr>
     <w:rPr>
-      <w:color w:val="000000" w:themeColor="text1"/>
+      <w:color w:val="000000"/>
     </w:rPr>
     <w:tblPr>
       <w:tblStyleRowBandSize w:val="1"/>
@@ -11772,7 +11773,7 @@
       <w:rPr>
         <w:b/>
         <w:bCs/>
-        <w:color w:val="FFFFFF" w:themeColor="background1"/>
+        <w:color w:val="000000"/>
       </w:rPr>
       <w:tblPr/>
       <w:tcPr>
@@ -11784,7 +11785,7 @@
     </w:tblStylePr>
     <w:tblStylePr w:type="firstCol">
       <w:rPr>
-        <w:color w:val="FFFFFF" w:themeColor="background1"/>
+        <w:color w:val="000000"/>
       </w:rPr>
       <w:tblPr/>
       <w:tcPr>
@@ -11801,7 +11802,7 @@
     </w:tblStylePr>
     <w:tblStylePr w:type="lastCol">
       <w:rPr>
-        <w:color w:val="FFFFFF" w:themeColor="background1"/>
+        <w:color w:val="000000"/>
       </w:rPr>
       <w:tblPr/>
       <w:tcPr>
@@ -11830,12 +11831,12 @@
     </w:tblStylePr>
     <w:tblStylePr w:type="neCell">
       <w:rPr>
-        <w:color w:val="000000" w:themeColor="text1"/>
+        <w:color w:val="000000"/>
       </w:rPr>
     </w:tblStylePr>
     <w:tblStylePr w:type="nwCell">
       <w:rPr>
-        <w:color w:val="000000" w:themeColor="text1"/>
+        <w:color w:val="000000"/>
       </w:rPr>
     </w:tblStylePr>
   </w:style>
@@ -11848,7 +11849,7 @@
       <w:spacing w:after="0" w:line="240" w:lineRule="auto"/>
     </w:pPr>
     <w:rPr>
-      <w:color w:val="000000" w:themeColor="text1"/>
+      <w:color w:val="000000"/>
     </w:rPr>
     <w:tblPr>
       <w:tblStyleRowBandSize w:val="1"/>
@@ -11894,7 +11895,7 @@
       <w:rPr>
         <w:b/>
         <w:bCs/>
-        <w:color w:val="FFFFFF" w:themeColor="background1"/>
+        <w:color w:val="000000"/>
       </w:rPr>
       <w:tblPr/>
       <w:tcPr>
@@ -11906,7 +11907,7 @@
     </w:tblStylePr>
     <w:tblStylePr w:type="firstCol">
       <w:rPr>
-        <w:color w:val="FFFFFF" w:themeColor="background1"/>
+        <w:color w:val="000000"/>
       </w:rPr>
       <w:tblPr/>
       <w:tcPr>
@@ -11923,7 +11924,7 @@
     </w:tblStylePr>
     <w:tblStylePr w:type="lastCol">
       <w:rPr>
-        <w:color w:val="FFFFFF" w:themeColor="background1"/>
+        <w:color w:val="000000"/>
       </w:rPr>
       <w:tblPr/>
       <w:tcPr>
@@ -11952,12 +11953,12 @@
     </w:tblStylePr>
     <w:tblStylePr w:type="neCell">
       <w:rPr>
-        <w:color w:val="000000" w:themeColor="text1"/>
+        <w:color w:val="000000"/>
       </w:rPr>
     </w:tblStylePr>
     <w:tblStylePr w:type="nwCell">
       <w:rPr>
-        <w:color w:val="000000" w:themeColor="text1"/>
+        <w:color w:val="000000"/>
       </w:rPr>
     </w:tblStylePr>
   </w:style>
@@ -11970,7 +11971,7 @@
       <w:spacing w:after="0" w:line="240" w:lineRule="auto"/>
     </w:pPr>
     <w:rPr>
-      <w:color w:val="000000" w:themeColor="text1"/>
+      <w:color w:val="000000"/>
     </w:rPr>
     <w:tblPr>
       <w:tblStyleRowBandSize w:val="1"/>
@@ -11990,7 +11991,7 @@
       <w:rPr>
         <w:b/>
         <w:bCs/>
-        <w:color w:val="FFFFFF" w:themeColor="background1"/>
+        <w:color w:val="000000"/>
       </w:rPr>
       <w:tblPr/>
       <w:tcPr>
@@ -12004,7 +12005,7 @@
       <w:rPr>
         <w:b/>
         <w:bCs/>
-        <w:color w:val="9E3A38" w:themeColor="accent2" w:themeShade="CC"/>
+        <w:color w:val="000000"/>
       </w:rPr>
       <w:tblPr/>
       <w:tcPr>
@@ -12056,7 +12057,7 @@
       <w:spacing w:after="0" w:line="240" w:lineRule="auto"/>
     </w:pPr>
     <w:rPr>
-      <w:color w:val="000000" w:themeColor="text1"/>
+      <w:color w:val="000000"/>
     </w:rPr>
     <w:tblPr>
       <w:tblStyleRowBandSize w:val="1"/>
@@ -12076,7 +12077,7 @@
       <w:rPr>
         <w:b/>
         <w:bCs/>
-        <w:color w:val="FFFFFF" w:themeColor="background1"/>
+        <w:color w:val="000000"/>
       </w:rPr>
       <w:tblPr/>
       <w:tcPr>
@@ -12090,7 +12091,7 @@
       <w:rPr>
         <w:b/>
         <w:bCs/>
-        <w:color w:val="9E3A38" w:themeColor="accent2" w:themeShade="CC"/>
+        <w:color w:val="000000"/>
       </w:rPr>
       <w:tblPr/>
       <w:tcPr>
@@ -12142,7 +12143,7 @@
       <w:spacing w:after="0" w:line="240" w:lineRule="auto"/>
     </w:pPr>
     <w:rPr>
-      <w:color w:val="000000" w:themeColor="text1"/>
+      <w:color w:val="000000"/>
     </w:rPr>
     <w:tblPr>
       <w:tblStyleRowBandSize w:val="1"/>
@@ -12162,7 +12163,7 @@
       <w:rPr>
         <w:b/>
         <w:bCs/>
-        <w:color w:val="FFFFFF" w:themeColor="background1"/>
+        <w:color w:val="000000"/>
       </w:rPr>
       <w:tblPr/>
       <w:tcPr>
@@ -12176,7 +12177,7 @@
       <w:rPr>
         <w:b/>
         <w:bCs/>
-        <w:color w:val="9E3A38" w:themeColor="accent2" w:themeShade="CC"/>
+        <w:color w:val="000000"/>
       </w:rPr>
       <w:tblPr/>
       <w:tcPr>
@@ -12228,7 +12229,7 @@
       <w:spacing w:after="0" w:line="240" w:lineRule="auto"/>
     </w:pPr>
     <w:rPr>
-      <w:color w:val="000000" w:themeColor="text1"/>
+      <w:color w:val="000000"/>
     </w:rPr>
     <w:tblPr>
       <w:tblStyleRowBandSize w:val="1"/>
@@ -12248,7 +12249,7 @@
       <w:rPr>
         <w:b/>
         <w:bCs/>
-        <w:color w:val="FFFFFF" w:themeColor="background1"/>
+        <w:color w:val="000000"/>
       </w:rPr>
       <w:tblPr/>
       <w:tcPr>
@@ -12262,7 +12263,7 @@
       <w:rPr>
         <w:b/>
         <w:bCs/>
-        <w:color w:val="664E82" w:themeColor="accent4" w:themeShade="CC"/>
+        <w:color w:val="000000"/>
       </w:rPr>
       <w:tblPr/>
       <w:tcPr>
@@ -12314,7 +12315,7 @@
       <w:spacing w:after="0" w:line="240" w:lineRule="auto"/>
     </w:pPr>
     <w:rPr>
-      <w:color w:val="000000" w:themeColor="text1"/>
+      <w:color w:val="000000"/>
     </w:rPr>
     <w:tblPr>
       <w:tblStyleRowBandSize w:val="1"/>
@@ -12334,7 +12335,7 @@
       <w:rPr>
         <w:b/>
         <w:bCs/>
-        <w:color w:val="FFFFFF" w:themeColor="background1"/>
+        <w:color w:val="000000"/>
       </w:rPr>
       <w:tblPr/>
       <w:tcPr>
@@ -12348,7 +12349,7 @@
       <w:rPr>
         <w:b/>
         <w:bCs/>
-        <w:color w:val="7E9C40" w:themeColor="accent3" w:themeShade="CC"/>
+        <w:color w:val="000000"/>
       </w:rPr>
       <w:tblPr/>
       <w:tcPr>
@@ -12400,7 +12401,7 @@
       <w:spacing w:after="0" w:line="240" w:lineRule="auto"/>
     </w:pPr>
     <w:rPr>
-      <w:color w:val="000000" w:themeColor="text1"/>
+      <w:color w:val="000000"/>
     </w:rPr>
     <w:tblPr>
       <w:tblStyleRowBandSize w:val="1"/>
@@ -12420,7 +12421,7 @@
       <w:rPr>
         <w:b/>
         <w:bCs/>
-        <w:color w:val="FFFFFF" w:themeColor="background1"/>
+        <w:color w:val="000000"/>
       </w:rPr>
       <w:tblPr/>
       <w:tcPr>
@@ -12434,7 +12435,7 @@
       <w:rPr>
         <w:b/>
         <w:bCs/>
-        <w:color w:val="F2730A" w:themeColor="accent6" w:themeShade="CC"/>
+        <w:color w:val="000000"/>
       </w:rPr>
       <w:tblPr/>
       <w:tcPr>
@@ -12486,7 +12487,7 @@
       <w:spacing w:after="0" w:line="240" w:lineRule="auto"/>
     </w:pPr>
     <w:rPr>
-      <w:color w:val="000000" w:themeColor="text1"/>
+      <w:color w:val="000000"/>
     </w:rPr>
     <w:tblPr>
       <w:tblStyleRowBandSize w:val="1"/>
@@ -12506,7 +12507,7 @@
       <w:rPr>
         <w:b/>
         <w:bCs/>
-        <w:color w:val="FFFFFF" w:themeColor="background1"/>
+        <w:color w:val="000000"/>
       </w:rPr>
       <w:tblPr/>
       <w:tcPr>
@@ -12520,7 +12521,7 @@
       <w:rPr>
         <w:b/>
         <w:bCs/>
-        <w:color w:val="348DA5" w:themeColor="accent5" w:themeShade="CC"/>
+        <w:color w:val="000000"/>
       </w:rPr>
       <w:tblPr/>
       <w:tcPr>
@@ -12572,7 +12573,7 @@
       <w:spacing w:after="0" w:line="240" w:lineRule="auto"/>
     </w:pPr>
     <w:rPr>
-      <w:color w:val="000000" w:themeColor="text1"/>
+      <w:color w:val="000000"/>
     </w:rPr>
     <w:tblPr>
       <w:tblStyleRowBandSize w:val="1"/>
@@ -12605,7 +12606,7 @@
       <w:rPr>
         <w:b/>
         <w:bCs/>
-        <w:color w:val="000000" w:themeColor="text1"/>
+        <w:color w:val="000000"/>
       </w:rPr>
       <w:tblPr/>
       <w:tcPr>
@@ -12614,7 +12615,7 @@
     </w:tblStylePr>
     <w:tblStylePr w:type="firstCol">
       <w:rPr>
-        <w:color w:val="FFFFFF" w:themeColor="background1"/>
+        <w:color w:val="000000"/>
       </w:rPr>
       <w:tblPr/>
       <w:tcPr>
@@ -12623,7 +12624,7 @@
     </w:tblStylePr>
     <w:tblStylePr w:type="lastCol">
       <w:rPr>
-        <w:color w:val="FFFFFF" w:themeColor="background1"/>
+        <w:color w:val="000000"/>
       </w:rPr>
       <w:tblPr/>
       <w:tcPr>
@@ -12652,7 +12653,7 @@
       <w:spacing w:after="0" w:line="240" w:lineRule="auto"/>
     </w:pPr>
     <w:rPr>
-      <w:color w:val="000000" w:themeColor="text1"/>
+      <w:color w:val="000000"/>
     </w:rPr>
     <w:tblPr>
       <w:tblStyleRowBandSize w:val="1"/>
@@ -12685,7 +12686,7 @@
       <w:rPr>
         <w:b/>
         <w:bCs/>
-        <w:color w:val="000000" w:themeColor="text1"/>
+        <w:color w:val="000000"/>
       </w:rPr>
       <w:tblPr/>
       <w:tcPr>
@@ -12694,7 +12695,7 @@
     </w:tblStylePr>
     <w:tblStylePr w:type="firstCol">
       <w:rPr>
-        <w:color w:val="FFFFFF" w:themeColor="background1"/>
+        <w:color w:val="000000"/>
       </w:rPr>
       <w:tblPr/>
       <w:tcPr>
@@ -12703,7 +12704,7 @@
     </w:tblStylePr>
     <w:tblStylePr w:type="lastCol">
       <w:rPr>
-        <w:color w:val="FFFFFF" w:themeColor="background1"/>
+        <w:color w:val="000000"/>
       </w:rPr>
       <w:tblPr/>
       <w:tcPr>
@@ -12732,7 +12733,7 @@
       <w:spacing w:after="0" w:line="240" w:lineRule="auto"/>
     </w:pPr>
     <w:rPr>
-      <w:color w:val="000000" w:themeColor="text1"/>
+      <w:color w:val="000000"/>
     </w:rPr>
     <w:tblPr>
       <w:tblStyleRowBandSize w:val="1"/>
@@ -12765,7 +12766,7 @@
       <w:rPr>
         <w:b/>
         <w:bCs/>
-        <w:color w:val="000000" w:themeColor="text1"/>
+        <w:color w:val="000000"/>
       </w:rPr>
       <w:tblPr/>
       <w:tcPr>
@@ -12774,7 +12775,7 @@
     </w:tblStylePr>
     <w:tblStylePr w:type="firstCol">
       <w:rPr>
-        <w:color w:val="FFFFFF" w:themeColor="background1"/>
+        <w:color w:val="000000"/>
       </w:rPr>
       <w:tblPr/>
       <w:tcPr>
@@ -12783,7 +12784,7 @@
     </w:tblStylePr>
     <w:tblStylePr w:type="lastCol">
       <w:rPr>
-        <w:color w:val="FFFFFF" w:themeColor="background1"/>
+        <w:color w:val="000000"/>
       </w:rPr>
       <w:tblPr/>
       <w:tcPr>
@@ -12812,7 +12813,7 @@
       <w:spacing w:after="0" w:line="240" w:lineRule="auto"/>
     </w:pPr>
     <w:rPr>
-      <w:color w:val="000000" w:themeColor="text1"/>
+      <w:color w:val="000000"/>
     </w:rPr>
     <w:tblPr>
       <w:tblStyleRowBandSize w:val="1"/>
@@ -12845,7 +12846,7 @@
       <w:rPr>
         <w:b/>
         <w:bCs/>
-        <w:color w:val="000000" w:themeColor="text1"/>
+        <w:color w:val="000000"/>
       </w:rPr>
       <w:tblPr/>
       <w:tcPr>
@@ -12854,7 +12855,7 @@
     </w:tblStylePr>
     <w:tblStylePr w:type="firstCol">
       <w:rPr>
-        <w:color w:val="FFFFFF" w:themeColor="background1"/>
+        <w:color w:val="000000"/>
       </w:rPr>
       <w:tblPr/>
       <w:tcPr>
@@ -12863,7 +12864,7 @@
     </w:tblStylePr>
     <w:tblStylePr w:type="lastCol">
       <w:rPr>
-        <w:color w:val="FFFFFF" w:themeColor="background1"/>
+        <w:color w:val="000000"/>
       </w:rPr>
       <w:tblPr/>
       <w:tcPr>
@@ -12892,7 +12893,7 @@
       <w:spacing w:after="0" w:line="240" w:lineRule="auto"/>
     </w:pPr>
     <w:rPr>
-      <w:color w:val="000000" w:themeColor="text1"/>
+      <w:color w:val="000000"/>
     </w:rPr>
     <w:tblPr>
       <w:tblStyleRowBandSize w:val="1"/>
@@ -12925,7 +12926,7 @@
       <w:rPr>
         <w:b/>
         <w:bCs/>
-        <w:color w:val="000000" w:themeColor="text1"/>
+        <w:color w:val="000000"/>
       </w:rPr>
       <w:tblPr/>
       <w:tcPr>
@@ -12934,7 +12935,7 @@
     </w:tblStylePr>
     <w:tblStylePr w:type="firstCol">
       <w:rPr>
-        <w:color w:val="FFFFFF" w:themeColor="background1"/>
+        <w:color w:val="000000"/>
       </w:rPr>
       <w:tblPr/>
       <w:tcPr>
@@ -12943,7 +12944,7 @@
     </w:tblStylePr>
     <w:tblStylePr w:type="lastCol">
       <w:rPr>
-        <w:color w:val="FFFFFF" w:themeColor="background1"/>
+        <w:color w:val="000000"/>
       </w:rPr>
       <w:tblPr/>
       <w:tcPr>
@@ -12972,7 +12973,7 @@
       <w:spacing w:after="0" w:line="240" w:lineRule="auto"/>
     </w:pPr>
     <w:rPr>
-      <w:color w:val="000000" w:themeColor="text1"/>
+      <w:color w:val="000000"/>
     </w:rPr>
     <w:tblPr>
       <w:tblStyleRowBandSize w:val="1"/>
@@ -13005,7 +13006,7 @@
       <w:rPr>
         <w:b/>
         <w:bCs/>
-        <w:color w:val="000000" w:themeColor="text1"/>
+        <w:color w:val="000000"/>
       </w:rPr>
       <w:tblPr/>
       <w:tcPr>
@@ -13014,7 +13015,7 @@
     </w:tblStylePr>
     <w:tblStylePr w:type="firstCol">
       <w:rPr>
-        <w:color w:val="FFFFFF" w:themeColor="background1"/>
+        <w:color w:val="000000"/>
       </w:rPr>
       <w:tblPr/>
       <w:tcPr>
@@ -13023,7 +13024,7 @@
     </w:tblStylePr>
     <w:tblStylePr w:type="lastCol">
       <w:rPr>
-        <w:color w:val="FFFFFF" w:themeColor="background1"/>
+        <w:color w:val="000000"/>
       </w:rPr>
       <w:tblPr/>
       <w:tcPr>
@@ -13052,7 +13053,7 @@
       <w:spacing w:after="0" w:line="240" w:lineRule="auto"/>
     </w:pPr>
     <w:rPr>
-      <w:color w:val="000000" w:themeColor="text1"/>
+      <w:color w:val="000000"/>
     </w:rPr>
     <w:tblPr>
       <w:tblStyleRowBandSize w:val="1"/>
@@ -13085,7 +13086,7 @@
       <w:rPr>
         <w:b/>
         <w:bCs/>
-        <w:color w:val="000000" w:themeColor="text1"/>
+        <w:color w:val="000000"/>
       </w:rPr>
       <w:tblPr/>
       <w:tcPr>
@@ -13094,7 +13095,7 @@
     </w:tblStylePr>
     <w:tblStylePr w:type="firstCol">
       <w:rPr>
-        <w:color w:val="FFFFFF" w:themeColor="background1"/>
+        <w:color w:val="000000"/>
       </w:rPr>
       <w:tblPr/>
       <w:tcPr>
@@ -13103,7 +13104,7 @@
     </w:tblStylePr>
     <w:tblStylePr w:type="lastCol">
       <w:rPr>
-        <w:color w:val="FFFFFF" w:themeColor="background1"/>
+        <w:color w:val="000000"/>
       </w:rPr>
       <w:tblPr/>
       <w:tcPr>
